--- a/git.docx
+++ b/git.docx
@@ -299,18 +299,17 @@
           <w:sz w:val="20"/>
           <w:szCs w:val="20"/>
         </w:rPr>
-        <w:t xml:space="preserve">git </w:t>
-      </w:r>
-      <w:proofErr w:type="spellStart"/>
+        <w:t>git init</w:t>
+      </w:r>
       <w:r>
         <w:rPr>
           <w:rFonts w:ascii="Courier New" w:eastAsia="Times New Roman" w:hAnsi="Courier New" w:cs="Courier New"/>
           <w:sz w:val="20"/>
           <w:szCs w:val="20"/>
         </w:rPr>
-        <w:t>init</w:t>
-      </w:r>
-      <w:proofErr w:type="spellEnd"/>
+        <w:br/>
+        <w:t>git status</w:t>
+      </w:r>
       <w:r>
         <w:rPr>
           <w:rFonts w:ascii="Courier New" w:eastAsia="Times New Roman" w:hAnsi="Courier New" w:cs="Courier New"/>
@@ -318,27 +317,8 @@
           <w:szCs w:val="20"/>
         </w:rPr>
         <w:br/>
-        <w:t>git status</w:t>
-      </w:r>
-      <w:r>
-        <w:rPr>
-          <w:rFonts w:ascii="Courier New" w:eastAsia="Times New Roman" w:hAnsi="Courier New" w:cs="Courier New"/>
-          <w:sz w:val="20"/>
-          <w:szCs w:val="20"/>
-        </w:rPr>
-        <w:br/>
-        <w:t xml:space="preserve">git </w:t>
-      </w:r>
-      <w:proofErr w:type="gramStart"/>
-      <w:r>
-        <w:rPr>
-          <w:rFonts w:ascii="Courier New" w:eastAsia="Times New Roman" w:hAnsi="Courier New" w:cs="Courier New"/>
-          <w:sz w:val="20"/>
-          <w:szCs w:val="20"/>
-        </w:rPr>
-        <w:t>add .</w:t>
-      </w:r>
-      <w:proofErr w:type="gramEnd"/>
+        <w:t>git add .</w:t>
+      </w:r>
       <w:r>
         <w:rPr>
           <w:rFonts w:ascii="Courier New" w:eastAsia="Times New Roman" w:hAnsi="Courier New" w:cs="Courier New"/>
@@ -462,18 +442,8 @@
           <w:sz w:val="20"/>
           <w:szCs w:val="20"/>
         </w:rPr>
-        <w:t xml:space="preserve">git </w:t>
-      </w:r>
-      <w:proofErr w:type="spellStart"/>
-      <w:r>
-        <w:rPr>
-          <w:rFonts w:ascii="Courier New" w:eastAsia="Times New Roman" w:hAnsi="Courier New" w:cs="Courier New"/>
-          <w:sz w:val="20"/>
-          <w:szCs w:val="20"/>
-        </w:rPr>
-        <w:t>init</w:t>
-      </w:r>
-      <w:proofErr w:type="spellEnd"/>
+        <w:t>git init</w:t>
+      </w:r>
       <w:r>
         <w:rPr>
           <w:rFonts w:ascii="Times New Roman" w:eastAsia="Times New Roman" w:hAnsi="Times New Roman" w:cs="Times New Roman"/>
@@ -561,18 +531,8 @@
           <w:sz w:val="20"/>
           <w:szCs w:val="20"/>
         </w:rPr>
-        <w:t xml:space="preserve">git </w:t>
-      </w:r>
-      <w:proofErr w:type="gramStart"/>
-      <w:r>
-        <w:rPr>
-          <w:rFonts w:ascii="Courier New" w:eastAsia="Times New Roman" w:hAnsi="Courier New" w:cs="Courier New"/>
-          <w:sz w:val="20"/>
-          <w:szCs w:val="20"/>
-        </w:rPr>
-        <w:t>add .</w:t>
-      </w:r>
-      <w:proofErr w:type="gramEnd"/>
+        <w:t>git add .</w:t>
+      </w:r>
       <w:r>
         <w:rPr>
           <w:rFonts w:ascii="Courier New" w:eastAsia="Times New Roman" w:hAnsi="Courier New" w:cs="Courier New"/>
@@ -1668,52 +1628,16 @@
           <w:sz w:val="20"/>
           <w:szCs w:val="20"/>
         </w:rPr>
-        <w:t>git clone &lt;repository-</w:t>
-      </w:r>
-      <w:proofErr w:type="spellStart"/>
+        <w:t>git clone &lt;repository-url&gt;</w:t>
+      </w:r>
       <w:r>
         <w:rPr>
           <w:rFonts w:ascii="Courier New" w:eastAsia="Times New Roman" w:hAnsi="Courier New" w:cs="Courier New"/>
           <w:sz w:val="20"/>
           <w:szCs w:val="20"/>
         </w:rPr>
-        <w:t>url</w:t>
-      </w:r>
-      <w:proofErr w:type="spellEnd"/>
-      <w:r>
-        <w:rPr>
-          <w:rFonts w:ascii="Courier New" w:eastAsia="Times New Roman" w:hAnsi="Courier New" w:cs="Courier New"/>
-          <w:sz w:val="20"/>
-          <w:szCs w:val="20"/>
-        </w:rPr>
-        <w:t>&gt;</w:t>
-      </w:r>
-      <w:r>
-        <w:rPr>
-          <w:rFonts w:ascii="Courier New" w:eastAsia="Times New Roman" w:hAnsi="Courier New" w:cs="Courier New"/>
-          <w:sz w:val="20"/>
-          <w:szCs w:val="20"/>
-        </w:rPr>
         <w:br/>
-        <w:t>git remote add origin &lt;repository-</w:t>
-      </w:r>
-      <w:proofErr w:type="spellStart"/>
-      <w:r>
-        <w:rPr>
-          <w:rFonts w:ascii="Courier New" w:eastAsia="Times New Roman" w:hAnsi="Courier New" w:cs="Courier New"/>
-          <w:sz w:val="20"/>
-          <w:szCs w:val="20"/>
-        </w:rPr>
-        <w:t>url</w:t>
-      </w:r>
-      <w:proofErr w:type="spellEnd"/>
-      <w:r>
-        <w:rPr>
-          <w:rFonts w:ascii="Courier New" w:eastAsia="Times New Roman" w:hAnsi="Courier New" w:cs="Courier New"/>
-          <w:sz w:val="20"/>
-          <w:szCs w:val="20"/>
-        </w:rPr>
-        <w:t>&gt;</w:t>
+        <w:t>git remote add origin &lt;repository-url&gt;</w:t>
       </w:r>
       <w:r>
         <w:rPr>
@@ -1845,25 +1769,7 @@
           <w:sz w:val="20"/>
           <w:szCs w:val="20"/>
         </w:rPr>
-        <w:t>git remote add origin &lt;</w:t>
-      </w:r>
-      <w:proofErr w:type="spellStart"/>
-      <w:r>
-        <w:rPr>
-          <w:rFonts w:ascii="Courier New" w:eastAsia="Times New Roman" w:hAnsi="Courier New" w:cs="Courier New"/>
-          <w:sz w:val="20"/>
-          <w:szCs w:val="20"/>
-        </w:rPr>
-        <w:t>url</w:t>
-      </w:r>
-      <w:proofErr w:type="spellEnd"/>
-      <w:r>
-        <w:rPr>
-          <w:rFonts w:ascii="Courier New" w:eastAsia="Times New Roman" w:hAnsi="Courier New" w:cs="Courier New"/>
-          <w:sz w:val="20"/>
-          <w:szCs w:val="20"/>
-        </w:rPr>
-        <w:t>&gt;</w:t>
+        <w:t>git remote add origin &lt;url&gt;</w:t>
       </w:r>
     </w:p>
     <w:p>
@@ -2074,7 +1980,11 @@
         <w:t xml:space="preserve">Answer: ___________________________ </w:t>
       </w:r>
     </w:p>
-    <w:p/>
+    <w:p>
+      <w:r>
+        <w:t>----------------------------------------------------------------------------------</w:t>
+      </w:r>
+    </w:p>
     <w:sectPr>
       <w:pgSz w:w="12240" w:h="15840"/>
       <w:pgMar w:top="1440" w:right="1440" w:bottom="1440" w:left="1440" w:header="720" w:footer="720" w:gutter="0"/>
